--- a/output/14_北塩原村第10期_障がい福祉計画担当への申し送り.docx
+++ b/output/14_北塩原村第10期_障がい福祉計画担当への申し送り.docx
@@ -311,7 +311,7 @@
                 <w:sz w:val="16"/>
                 <w:szCs w:val="16"/>
               </w:rPr>
-              <w:t xml:space="preserve">6件</w:t>
+              <w:t xml:space="preserve">7件</w:t>
             </w:r>
           </w:p>
         </w:tc>
@@ -1497,6 +1497,151 @@
                 <w:szCs w:val="16"/>
               </w:rPr>
               <w:t xml:space="preserve">output/北塩原村_計画素案_正本_移植後.docx（語を数える対象。本文10万字）</w:t>
+            </w:r>
+          </w:p>
+        </w:tc>
+      </w:tr>
+      <w:tr>
+        <w:trPr>
+          <w:cantSplit/>
+        </w:trPr>
+        <w:tc>
+          <w:tcPr>
+            <w:tcW w:type="dxa" w:w="1872"/>
+            <w:shd w:fill="FFFFFF" w:val="clear"/>
+            <w:tcMar>
+              <w:top w:type="dxa" w:w="60"/>
+              <w:left w:type="dxa" w:w="90"/>
+              <w:bottom w:type="dxa" w:w="60"/>
+              <w:right w:type="dxa" w:w="90"/>
+            </w:tcMar>
+          </w:tcPr>
+          <w:p>
+            <w:pPr>
+              <w:spacing w:after="0" w:line="240" w:lineRule="exact"/>
+            </w:pPr>
+            <w:r>
+              <w:rPr>
+                <w:rFonts w:ascii="游ゴシック" w:cs="游ゴシック" w:eastAsia="游ゴシック" w:hAnsi="游ゴシック"/>
+                <w:b w:val="false"/>
+                <w:bCs w:val="false"/>
+                <w:color w:val="000000"/>
+                <w:sz w:val="16"/>
+                <w:szCs w:val="16"/>
+              </w:rPr>
+              <w:t xml:space="preserve">貴計画　正本の本文</w:t>
+            </w:r>
+          </w:p>
+        </w:tc>
+        <w:tc>
+          <w:tcPr>
+            <w:tcW w:type="dxa" w:w="1030"/>
+            <w:shd w:fill="FFFFFF" w:val="clear"/>
+            <w:tcMar>
+              <w:top w:type="dxa" w:w="60"/>
+              <w:left w:type="dxa" w:w="90"/>
+              <w:bottom w:type="dxa" w:w="60"/>
+              <w:right w:type="dxa" w:w="90"/>
+            </w:tcMar>
+          </w:tcPr>
+          <w:p>
+            <w:pPr>
+              <w:spacing w:after="0" w:line="240" w:lineRule="exact"/>
+            </w:pPr>
+            <w:r>
+              <w:rPr>
+                <w:rFonts w:ascii="游ゴシック" w:cs="游ゴシック" w:eastAsia="游ゴシック" w:hAnsi="游ゴシック"/>
+                <w:b w:val="false"/>
+                <w:bCs w:val="false"/>
+                <w:color w:val="000000"/>
+                <w:sz w:val="16"/>
+                <w:szCs w:val="16"/>
+              </w:rPr>
+              <w:t xml:space="preserve">4070745c</w:t>
+            </w:r>
+          </w:p>
+        </w:tc>
+        <w:tc>
+          <w:tcPr>
+            <w:tcW w:type="dxa" w:w="1217"/>
+            <w:shd w:fill="FFFFFF" w:val="clear"/>
+            <w:tcMar>
+              <w:top w:type="dxa" w:w="60"/>
+              <w:left w:type="dxa" w:w="90"/>
+              <w:bottom w:type="dxa" w:w="60"/>
+              <w:right w:type="dxa" w:w="90"/>
+            </w:tcMar>
+          </w:tcPr>
+          <w:p>
+            <w:pPr>
+              <w:spacing w:after="0" w:line="240" w:lineRule="exact"/>
+            </w:pPr>
+            <w:r>
+              <w:rPr>
+                <w:rFonts w:ascii="游ゴシック" w:cs="游ゴシック" w:eastAsia="游ゴシック" w:hAnsi="游ゴシック"/>
+                <w:b w:val="false"/>
+                <w:bCs w:val="false"/>
+                <w:color w:val="000000"/>
+                <w:sz w:val="16"/>
+                <w:szCs w:val="16"/>
+              </w:rPr>
+              <w:t xml:space="preserve">2026-10-15</w:t>
+            </w:r>
+          </w:p>
+        </w:tc>
+        <w:tc>
+          <w:tcPr>
+            <w:tcW w:type="dxa" w:w="1872"/>
+            <w:shd w:fill="FFFFFF" w:val="clear"/>
+            <w:tcMar>
+              <w:top w:type="dxa" w:w="60"/>
+              <w:left w:type="dxa" w:w="90"/>
+              <w:bottom w:type="dxa" w:w="60"/>
+              <w:right w:type="dxa" w:w="90"/>
+            </w:tcMar>
+          </w:tcPr>
+          <w:p>
+            <w:pPr>
+              <w:spacing w:after="0" w:line="240" w:lineRule="exact"/>
+            </w:pPr>
+            <w:r>
+              <w:rPr>
+                <w:rFonts w:ascii="游ゴシック" w:cs="游ゴシック" w:eastAsia="游ゴシック" w:hAnsi="游ゴシック"/>
+                <w:b w:val="false"/>
+                <w:bCs w:val="false"/>
+                <w:color w:val="000000"/>
+                <w:sz w:val="16"/>
+                <w:szCs w:val="16"/>
+              </w:rPr>
+              <w:t xml:space="preserve">6f44d94c59e6cd7a</w:t>
+            </w:r>
+          </w:p>
+        </w:tc>
+        <w:tc>
+          <w:tcPr>
+            <w:tcW w:type="dxa" w:w="3369"/>
+            <w:shd w:fill="FFFFFF" w:val="clear"/>
+            <w:tcMar>
+              <w:top w:type="dxa" w:w="60"/>
+              <w:left w:type="dxa" w:w="90"/>
+              <w:bottom w:type="dxa" w:w="60"/>
+              <w:right w:type="dxa" w:w="90"/>
+            </w:tcMar>
+          </w:tcPr>
+          <w:p>
+            <w:pPr>
+              <w:spacing w:after="0" w:line="240" w:lineRule="exact"/>
+            </w:pPr>
+            <w:r>
+              <w:rPr>
+                <w:rFonts w:ascii="游ゴシック" w:cs="游ゴシック" w:eastAsia="游ゴシック" w:hAnsi="游ゴシック"/>
+                <w:b w:val="false"/>
+                <w:bCs w:val="false"/>
+                <w:color w:val="000000"/>
+                <w:sz w:val="16"/>
+                <w:szCs w:val="16"/>
+              </w:rPr>
+              <w:t xml:space="preserve">output/北塩原村_計画素案_正本_移植後.docx（語を数える対象）</w:t>
             </w:r>
           </w:p>
         </w:tc>
